--- a/Documents/Meeting Minutes with Hobbs Client/03-31-2014 Hobbs Client Meeting - 5.docx
+++ b/Documents/Meeting Minutes with Hobbs Client/03-31-2014 Hobbs Client Meeting - 5.docx
@@ -261,6 +261,7 @@
               </w:rPr>
               <w:t xml:space="preserve">Presents: </w:t>
             </w:r>
+            <w:proofErr w:type="spellStart"/>
             <w:r>
               <w:rPr>
                 <w:rFonts w:asciiTheme="minorHAnsi" w:hAnsiTheme="minorHAnsi"/>
@@ -268,8 +269,9 @@
                 <w:color w:val="auto"/>
                 <w:sz w:val="24"/>
               </w:rPr>
-              <w:t>Tika Lal Bomjan and</w:t>
-            </w:r>
+              <w:t>Tika</w:t>
+            </w:r>
+            <w:proofErr w:type="spellEnd"/>
             <w:r>
               <w:rPr>
                 <w:rFonts w:asciiTheme="minorHAnsi" w:hAnsiTheme="minorHAnsi"/>
@@ -277,7 +279,76 @@
                 <w:color w:val="auto"/>
                 <w:sz w:val="24"/>
               </w:rPr>
-              <w:t xml:space="preserve"> Gurvinder Kaur</w:t>
+              <w:t xml:space="preserve"> </w:t>
+            </w:r>
+            <w:proofErr w:type="spellStart"/>
+            <w:r>
+              <w:rPr>
+                <w:rFonts w:asciiTheme="minorHAnsi" w:hAnsiTheme="minorHAnsi"/>
+                <w:b w:val="0"/>
+                <w:color w:val="auto"/>
+                <w:sz w:val="24"/>
+              </w:rPr>
+              <w:t>Lal</w:t>
+            </w:r>
+            <w:proofErr w:type="spellEnd"/>
+            <w:r>
+              <w:rPr>
+                <w:rFonts w:asciiTheme="minorHAnsi" w:hAnsiTheme="minorHAnsi"/>
+                <w:b w:val="0"/>
+                <w:color w:val="auto"/>
+                <w:sz w:val="24"/>
+              </w:rPr>
+              <w:t xml:space="preserve"> </w:t>
+            </w:r>
+            <w:proofErr w:type="spellStart"/>
+            <w:r>
+              <w:rPr>
+                <w:rFonts w:asciiTheme="minorHAnsi" w:hAnsiTheme="minorHAnsi"/>
+                <w:b w:val="0"/>
+                <w:color w:val="auto"/>
+                <w:sz w:val="24"/>
+              </w:rPr>
+              <w:t>Bomjan</w:t>
+            </w:r>
+            <w:proofErr w:type="spellEnd"/>
+            <w:r>
+              <w:rPr>
+                <w:rFonts w:asciiTheme="minorHAnsi" w:hAnsiTheme="minorHAnsi"/>
+                <w:b w:val="0"/>
+                <w:color w:val="auto"/>
+                <w:sz w:val="24"/>
+              </w:rPr>
+              <w:t xml:space="preserve"> and</w:t>
+            </w:r>
+            <w:r>
+              <w:rPr>
+                <w:rFonts w:asciiTheme="minorHAnsi" w:hAnsiTheme="minorHAnsi"/>
+                <w:b w:val="0"/>
+                <w:color w:val="auto"/>
+                <w:sz w:val="24"/>
+              </w:rPr>
+              <w:t xml:space="preserve"> </w:t>
+            </w:r>
+            <w:proofErr w:type="spellStart"/>
+            <w:r>
+              <w:rPr>
+                <w:rFonts w:asciiTheme="minorHAnsi" w:hAnsiTheme="minorHAnsi"/>
+                <w:b w:val="0"/>
+                <w:color w:val="auto"/>
+                <w:sz w:val="24"/>
+              </w:rPr>
+              <w:t>Gurvinder</w:t>
+            </w:r>
+            <w:proofErr w:type="spellEnd"/>
+            <w:r>
+              <w:rPr>
+                <w:rFonts w:asciiTheme="minorHAnsi" w:hAnsiTheme="minorHAnsi"/>
+                <w:b w:val="0"/>
+                <w:color w:val="auto"/>
+                <w:sz w:val="24"/>
+              </w:rPr>
+              <w:t xml:space="preserve"> Kaur</w:t>
             </w:r>
             <w:r>
               <w:rPr>
@@ -472,7 +543,13 @@
               <w:t xml:space="preserve"> functionality. Feedback from client: Add </w:t>
             </w:r>
             <w:r>
-              <w:t>Hobbs logo on the PayPal webpage)</w:t>
+              <w:t xml:space="preserve">the </w:t>
+            </w:r>
+            <w:r>
+              <w:t>H</w:t>
+            </w:r>
+            <w:r>
+              <w:t>obbs logo on the PayPal webpage</w:t>
             </w:r>
           </w:p>
         </w:tc>
@@ -650,43 +727,42 @@
               <w:t>Feedback from client:</w:t>
             </w:r>
             <w:r>
-              <w:t xml:space="preserve"> Images not displaying -</w:t>
-            </w:r>
-            <w:r>
-              <w:t xml:space="preserve"> </w:t>
-            </w:r>
-            <w:r>
-              <w:t>Images</w:t>
-            </w:r>
-            <w:r>
-              <w:t xml:space="preserve"> inputted (</w:t>
-            </w:r>
-            <w:r>
-              <w:t xml:space="preserve">through Admin Panel - </w:t>
-            </w:r>
-            <w:r>
-              <w:t>edit items) by the Admin need to be</w:t>
-            </w:r>
-            <w:r>
-              <w:t xml:space="preserve"> retrieved from the database</w:t>
-            </w:r>
-            <w:r>
-              <w:t xml:space="preserve"> to be </w:t>
-            </w:r>
-            <w:r>
-              <w:t>viewable</w:t>
-            </w:r>
-            <w:r>
-              <w:t xml:space="preserve"> on the </w:t>
-            </w:r>
-            <w:r>
-              <w:t>Price List</w:t>
-            </w:r>
-            <w:r>
-              <w:t xml:space="preserve"> </w:t>
-            </w:r>
-            <w:r>
-              <w:t xml:space="preserve">page </w:t>
+              <w:t xml:space="preserve"> Images not displaying </w:t>
+            </w:r>
+            <w:r>
+              <w:t>–</w:t>
+            </w:r>
+            <w:r>
+              <w:t xml:space="preserve"> E</w:t>
+            </w:r>
+            <w:r>
+              <w:t>rror on Order page</w:t>
+            </w:r>
+            <w:r>
+              <w:t xml:space="preserve">, make </w:t>
+            </w:r>
+            <w:r>
+              <w:t>sure all service images</w:t>
+            </w:r>
+            <w:r>
+              <w:t xml:space="preserve"> are copyright free and</w:t>
+            </w:r>
+            <w:r>
+              <w:t xml:space="preserve"> are being retriev</w:t>
+            </w:r>
+            <w:bookmarkStart w:id="0" w:name="_GoBack"/>
+            <w:bookmarkEnd w:id="0"/>
+            <w:r>
+              <w:t xml:space="preserve">ed on </w:t>
+            </w:r>
+            <w:r>
+              <w:t>this</w:t>
+            </w:r>
+            <w:r>
+              <w:t xml:space="preserve"> page</w:t>
+            </w:r>
+            <w:r>
+              <w:t xml:space="preserve">. </w:t>
             </w:r>
           </w:p>
         </w:tc>
@@ -900,13 +976,19 @@
               <w:rPr>
                 <w:color w:val="auto"/>
               </w:rPr>
-              <w:t xml:space="preserve"> logo</w:t>
-            </w:r>
-            <w:r>
-              <w:rPr>
-                <w:color w:val="auto"/>
-              </w:rPr>
-              <w:t xml:space="preserve">, also </w:t>
+              <w:t xml:space="preserve"> </w:t>
+            </w:r>
+            <w:r>
+              <w:rPr>
+                <w:color w:val="auto"/>
+              </w:rPr>
+              <w:t>logo</w:t>
+            </w:r>
+            <w:r>
+              <w:rPr>
+                <w:color w:val="auto"/>
+              </w:rPr>
+              <w:t xml:space="preserve"> also </w:t>
             </w:r>
             <w:r>
               <w:rPr>
@@ -1067,7 +1149,19 @@
               </w:rPr>
             </w:pPr>
             <w:r>
-              <w:t xml:space="preserve">Updated input of service items, description, prices and included copyright free images in the Price List </w:t>
+              <w:t xml:space="preserve">Updated input of service items, description, prices and </w:t>
+            </w:r>
+            <w:r>
+              <w:t>included copyright free images o</w:t>
+            </w:r>
+            <w:r>
+              <w:t xml:space="preserve">n </w:t>
+            </w:r>
+            <w:r>
+              <w:t>Order page</w:t>
+            </w:r>
+            <w:r>
+              <w:t xml:space="preserve"> </w:t>
             </w:r>
           </w:p>
         </w:tc>
@@ -1113,8 +1207,6 @@
             <w:r>
               <w:t>d</w:t>
             </w:r>
-            <w:bookmarkStart w:id="0" w:name="_GoBack"/>
-            <w:bookmarkEnd w:id="0"/>
             <w:r>
               <w:t xml:space="preserve"> image from MySQL database into Price List page</w:t>
             </w:r>
@@ -1202,11 +1294,19 @@
           <w:b/>
         </w:rPr>
       </w:pPr>
+      <w:proofErr w:type="spellStart"/>
       <w:r>
         <w:rPr>
           <w:b/>
         </w:rPr>
-        <w:t>Gurvinder Kaur</w:t>
+        <w:t>Gurvinder</w:t>
+      </w:r>
+      <w:proofErr w:type="spellEnd"/>
+      <w:r>
+        <w:rPr>
+          <w:b/>
+        </w:rPr>
+        <w:t xml:space="preserve"> Kaur</w:t>
       </w:r>
       <w:r>
         <w:rPr>
@@ -1243,8 +1343,43 @@
           <w:b/>
         </w:rPr>
         <w:tab/>
-        <w:t>Tika Lal Bomjan</w:t>
       </w:r>
+      <w:proofErr w:type="spellStart"/>
+      <w:r>
+        <w:rPr>
+          <w:b/>
+        </w:rPr>
+        <w:t>Tika</w:t>
+      </w:r>
+      <w:proofErr w:type="spellEnd"/>
+      <w:r>
+        <w:rPr>
+          <w:b/>
+        </w:rPr>
+        <w:t xml:space="preserve"> </w:t>
+      </w:r>
+      <w:proofErr w:type="spellStart"/>
+      <w:r>
+        <w:rPr>
+          <w:b/>
+        </w:rPr>
+        <w:t>Lal</w:t>
+      </w:r>
+      <w:proofErr w:type="spellEnd"/>
+      <w:r>
+        <w:rPr>
+          <w:b/>
+        </w:rPr>
+        <w:t xml:space="preserve"> </w:t>
+      </w:r>
+      <w:proofErr w:type="spellStart"/>
+      <w:r>
+        <w:rPr>
+          <w:b/>
+        </w:rPr>
+        <w:t>Bomjan</w:t>
+      </w:r>
+      <w:proofErr w:type="spellEnd"/>
     </w:p>
     <w:p>
       <w:pPr>

--- a/Documents/Meeting Minutes with Hobbs Client/03-31-2014 Hobbs Client Meeting - 5.docx
+++ b/Documents/Meeting Minutes with Hobbs Client/03-31-2014 Hobbs Client Meeting - 5.docx
@@ -497,10 +497,25 @@
               <w:cnfStyle w:val="000000100000" w:firstRow="0" w:lastRow="0" w:firstColumn="0" w:lastColumn="0" w:oddVBand="0" w:evenVBand="0" w:oddHBand="1" w:evenHBand="0" w:firstRowFirstColumn="0" w:firstRowLastColumn="0" w:lastRowFirstColumn="0" w:lastRowLastColumn="0"/>
             </w:pPr>
             <w:r>
-              <w:t xml:space="preserve">Reviewed first draft report </w:t>
-            </w:r>
-            <w:r>
-              <w:t>to ensure all requirements are mentioned</w:t>
+              <w:t xml:space="preserve">Showed updates of </w:t>
+            </w:r>
+            <w:r>
+              <w:t>the website design</w:t>
+            </w:r>
+            <w:r>
+              <w:t xml:space="preserve"> including the integration of PayPal</w:t>
+            </w:r>
+            <w:r>
+              <w:t xml:space="preserve"> functionality. Feedback from client: Add </w:t>
+            </w:r>
+            <w:r>
+              <w:t xml:space="preserve">the </w:t>
+            </w:r>
+            <w:r>
+              <w:t>H</w:t>
+            </w:r>
+            <w:r>
+              <w:t>obbs logo on the PayPal webpage</w:t>
             </w:r>
           </w:p>
         </w:tc>
@@ -516,7 +531,7 @@
               <w:pStyle w:val="ListParagraph"/>
               <w:numPr>
                 <w:ilvl w:val="0"/>
-                <w:numId w:val="9"/>
+                <w:numId w:val="2"/>
               </w:numPr>
               <w:jc w:val="center"/>
             </w:pPr>
@@ -529,27 +544,15 @@
           <w:p>
             <w:pPr>
               <w:cnfStyle w:val="000000000000" w:firstRow="0" w:lastRow="0" w:firstColumn="0" w:lastColumn="0" w:oddVBand="0" w:evenVBand="0" w:oddHBand="0" w:evenHBand="0" w:firstRowFirstColumn="0" w:firstRowLastColumn="0" w:lastRowFirstColumn="0" w:lastRowLastColumn="0"/>
+              <w:rPr>
+                <w:color w:val="auto"/>
+              </w:rPr>
             </w:pPr>
             <w:r>
-              <w:t xml:space="preserve">Showed updates of </w:t>
-            </w:r>
-            <w:r>
-              <w:t>the website design</w:t>
-            </w:r>
-            <w:r>
-              <w:t xml:space="preserve"> including the integration of PayPal</w:t>
-            </w:r>
-            <w:r>
-              <w:t xml:space="preserve"> functionality. Feedback from client: Add </w:t>
-            </w:r>
-            <w:r>
-              <w:t xml:space="preserve">the </w:t>
-            </w:r>
-            <w:r>
-              <w:t>H</w:t>
-            </w:r>
-            <w:r>
-              <w:t>obbs logo on the PayPal webpage</w:t>
+              <w:rPr>
+                <w:color w:val="auto"/>
+              </w:rPr>
+              <w:t>Reviewed over all the service items displayed on the order webpage</w:t>
             </w:r>
           </w:p>
         </w:tc>
@@ -589,7 +592,19 @@
               <w:rPr>
                 <w:color w:val="auto"/>
               </w:rPr>
-              <w:t>Reviewed over all the service items displayed on the order webpage</w:t>
+              <w:t>Admin tested the Log In/Out, Registration and Admin Panel function</w:t>
+            </w:r>
+            <w:r>
+              <w:rPr>
+                <w:color w:val="auto"/>
+              </w:rPr>
+              <w:t>alities (edit service items on price list</w:t>
+            </w:r>
+            <w:r>
+              <w:rPr>
+                <w:color w:val="auto"/>
+              </w:rPr>
+              <w:t xml:space="preserve"> page)</w:t>
             </w:r>
           </w:p>
         </w:tc>
@@ -618,27 +633,35 @@
           <w:p>
             <w:pPr>
               <w:cnfStyle w:val="000000000000" w:firstRow="0" w:lastRow="0" w:firstColumn="0" w:lastColumn="0" w:oddVBand="0" w:evenVBand="0" w:oddHBand="0" w:evenHBand="0" w:firstRowFirstColumn="0" w:firstRowLastColumn="0" w:lastRowFirstColumn="0" w:lastRowLastColumn="0"/>
-              <w:rPr>
-                <w:color w:val="auto"/>
-              </w:rPr>
             </w:pPr>
             <w:r>
-              <w:rPr>
-                <w:color w:val="auto"/>
-              </w:rPr>
-              <w:t>Admin tested the Log In/Out, Registration and Admin Panel function</w:t>
-            </w:r>
-            <w:r>
-              <w:rPr>
-                <w:color w:val="auto"/>
-              </w:rPr>
-              <w:t>alities (edit service items on price list</w:t>
-            </w:r>
-            <w:r>
-              <w:rPr>
-                <w:color w:val="auto"/>
-              </w:rPr>
-              <w:t xml:space="preserve"> page)</w:t>
+              <w:t xml:space="preserve">Showed Admin images displaying on Order page. </w:t>
+            </w:r>
+          </w:p>
+          <w:p>
+            <w:pPr>
+              <w:cnfStyle w:val="000000000000" w:firstRow="0" w:lastRow="0" w:firstColumn="0" w:lastColumn="0" w:oddVBand="0" w:evenVBand="0" w:oddHBand="0" w:evenHBand="0" w:firstRowFirstColumn="0" w:firstRowLastColumn="0" w:lastRowFirstColumn="0" w:lastRowLastColumn="0"/>
+            </w:pPr>
+            <w:r>
+              <w:t>Advice to add a</w:t>
+            </w:r>
+            <w:r>
+              <w:t>ppropriate copyright</w:t>
+            </w:r>
+            <w:r>
+              <w:t xml:space="preserve"> free</w:t>
+            </w:r>
+            <w:r>
+              <w:t xml:space="preserve"> images for all service items </w:t>
+            </w:r>
+            <w:r>
+              <w:t xml:space="preserve">on </w:t>
+            </w:r>
+            <w:r>
+              <w:t>Order</w:t>
+            </w:r>
+            <w:r>
+              <w:t xml:space="preserve"> page </w:t>
             </w:r>
           </w:p>
         </w:tc>
@@ -672,28 +695,61 @@
               <w:cnfStyle w:val="000000100000" w:firstRow="0" w:lastRow="0" w:firstColumn="0" w:lastColumn="0" w:oddVBand="0" w:evenVBand="0" w:oddHBand="1" w:evenHBand="0" w:firstRowFirstColumn="0" w:firstRowLastColumn="0" w:lastRowFirstColumn="0" w:lastRowLastColumn="0"/>
             </w:pPr>
             <w:r>
-              <w:t>Advice to add a</w:t>
-            </w:r>
-            <w:r>
-              <w:t>ppropriate copyright</w:t>
-            </w:r>
-            <w:r>
-              <w:t xml:space="preserve"> free</w:t>
-            </w:r>
-            <w:r>
-              <w:t xml:space="preserve"> images for all service items </w:t>
-            </w:r>
-            <w:r>
-              <w:t xml:space="preserve">on </w:t>
-            </w:r>
-            <w:r>
-              <w:t>Price L</w:t>
-            </w:r>
-            <w:r>
-              <w:t>ist</w:t>
-            </w:r>
-            <w:r>
-              <w:t xml:space="preserve"> page </w:t>
+              <w:t>Testing functionality with client</w:t>
+            </w:r>
+            <w:r>
+              <w:t>:</w:t>
+            </w:r>
+            <w:r>
+              <w:t xml:space="preserve"> Image</w:t>
+            </w:r>
+            <w:r>
+              <w:t>s</w:t>
+            </w:r>
+            <w:r>
+              <w:t xml:space="preserve"> </w:t>
+            </w:r>
+            <w:r>
+              <w:t xml:space="preserve">are </w:t>
+            </w:r>
+            <w:r>
+              <w:t>not displaying</w:t>
+            </w:r>
+            <w:r>
+              <w:t>–</w:t>
+            </w:r>
+            <w:r>
+              <w:t xml:space="preserve"> E</w:t>
+            </w:r>
+            <w:r>
+              <w:t xml:space="preserve">rror on </w:t>
+            </w:r>
+            <w:r>
+              <w:t>price list</w:t>
+            </w:r>
+            <w:r>
+              <w:t xml:space="preserve"> page</w:t>
+            </w:r>
+            <w:r>
+              <w:t xml:space="preserve">, make </w:t>
+            </w:r>
+            <w:r>
+              <w:t>sure all service images</w:t>
+            </w:r>
+            <w:r>
+              <w:t xml:space="preserve"> </w:t>
+            </w:r>
+            <w:r>
+              <w:t xml:space="preserve">retrieved on </w:t>
+            </w:r>
+            <w:r>
+              <w:t>this</w:t>
+            </w:r>
+            <w:r>
+              <w:t xml:space="preserve"> page</w:t>
+            </w:r>
+            <w:r>
+              <w:t xml:space="preserve">. </w:t>
             </w:r>
           </w:p>
         </w:tc>
@@ -722,78 +778,6 @@
           <w:p>
             <w:pPr>
               <w:cnfStyle w:val="000000000000" w:firstRow="0" w:lastRow="0" w:firstColumn="0" w:lastColumn="0" w:oddVBand="0" w:evenVBand="0" w:oddHBand="0" w:evenHBand="0" w:firstRowFirstColumn="0" w:firstRowLastColumn="0" w:lastRowFirstColumn="0" w:lastRowLastColumn="0"/>
-            </w:pPr>
-            <w:r>
-              <w:t>Feedback from client:</w:t>
-            </w:r>
-            <w:r>
-              <w:t xml:space="preserve"> Images not displaying </w:t>
-            </w:r>
-            <w:r>
-              <w:t>–</w:t>
-            </w:r>
-            <w:r>
-              <w:t xml:space="preserve"> E</w:t>
-            </w:r>
-            <w:r>
-              <w:t>rror on Order page</w:t>
-            </w:r>
-            <w:r>
-              <w:t xml:space="preserve">, make </w:t>
-            </w:r>
-            <w:r>
-              <w:t>sure all service images</w:t>
-            </w:r>
-            <w:r>
-              <w:t xml:space="preserve"> are copyright free and</w:t>
-            </w:r>
-            <w:r>
-              <w:t xml:space="preserve"> are being retriev</w:t>
-            </w:r>
-            <w:bookmarkStart w:id="0" w:name="_GoBack"/>
-            <w:bookmarkEnd w:id="0"/>
-            <w:r>
-              <w:t xml:space="preserve">ed on </w:t>
-            </w:r>
-            <w:r>
-              <w:t>this</w:t>
-            </w:r>
-            <w:r>
-              <w:t xml:space="preserve"> page</w:t>
-            </w:r>
-            <w:r>
-              <w:t xml:space="preserve">. </w:t>
-            </w:r>
-          </w:p>
-        </w:tc>
-      </w:tr>
-      <w:tr>
-        <w:trPr>
-          <w:cnfStyle w:val="000000100000" w:firstRow="0" w:lastRow="0" w:firstColumn="0" w:lastColumn="0" w:oddVBand="0" w:evenVBand="0" w:oddHBand="1" w:evenHBand="0" w:firstRowFirstColumn="0" w:firstRowLastColumn="0" w:lastRowFirstColumn="0" w:lastRowLastColumn="0"/>
-        </w:trPr>
-        <w:tc>
-          <w:tcPr>
-            <w:cnfStyle w:val="001000000000" w:firstRow="0" w:lastRow="0" w:firstColumn="1" w:lastColumn="0" w:oddVBand="0" w:evenVBand="0" w:oddHBand="0" w:evenHBand="0" w:firstRowFirstColumn="0" w:firstRowLastColumn="0" w:lastRowFirstColumn="0" w:lastRowLastColumn="0"/>
-            <w:tcW w:w="817" w:type="dxa"/>
-          </w:tcPr>
-          <w:p>
-            <w:pPr>
-              <w:pStyle w:val="ListParagraph"/>
-              <w:numPr>
-                <w:ilvl w:val="0"/>
-                <w:numId w:val="2"/>
-              </w:numPr>
-              <w:jc w:val="center"/>
-            </w:pPr>
-          </w:p>
-        </w:tc>
-        <w:tc>
-          <w:tcPr>
-            <w:tcW w:w="8363" w:type="dxa"/>
-          </w:tcPr>
-          <w:p>
-            <w:pPr>
-              <w:cnfStyle w:val="000000100000" w:firstRow="0" w:lastRow="0" w:firstColumn="0" w:lastColumn="0" w:oddVBand="0" w:evenVBand="0" w:oddHBand="1" w:evenHBand="0" w:firstRowFirstColumn="0" w:firstRowLastColumn="0" w:lastRowFirstColumn="0" w:lastRowLastColumn="0"/>
             </w:pPr>
             <w:r>
               <w:t xml:space="preserve">Feedback from client: </w:t>
@@ -1241,10 +1225,30 @@
               <w:cnfStyle w:val="000000100000" w:firstRow="0" w:lastRow="0" w:firstColumn="0" w:lastColumn="0" w:oddVBand="0" w:evenVBand="0" w:oddHBand="1" w:evenHBand="0" w:firstRowFirstColumn="0" w:firstRowLastColumn="0" w:lastRowFirstColumn="0" w:lastRowLastColumn="0"/>
             </w:pPr>
             <w:r>
-              <w:t>Working on</w:t>
-            </w:r>
-            <w:r>
-              <w:t xml:space="preserve"> extra feature: In business panel, customers can enter collection and delivery address but in come-in customer panel, customers enter their home address only. </w:t>
+              <w:t xml:space="preserve">Working </w:t>
+            </w:r>
+            <w:r>
+              <w:t xml:space="preserve">on </w:t>
+            </w:r>
+            <w:r>
+              <w:t>implementation requirement</w:t>
+            </w:r>
+            <w:r>
+              <w:t>: when registering</w:t>
+            </w:r>
+            <w:r>
+              <w:t xml:space="preserve"> business customers can enter collection and delivery address but come-in customer </w:t>
+            </w:r>
+            <w:r>
+              <w:t>can only add</w:t>
+            </w:r>
+            <w:r>
+              <w:t xml:space="preserve"> their home address</w:t>
+            </w:r>
+            <w:bookmarkStart w:id="0" w:name="_GoBack"/>
+            <w:bookmarkEnd w:id="0"/>
+            <w:r>
+              <w:t xml:space="preserve">. </w:t>
             </w:r>
           </w:p>
         </w:tc>
@@ -1456,7 +1460,12 @@
     </w:p>
     <w:p/>
     <w:sectPr>
-      <w:headerReference w:type="default" r:id="rId9"/>
+      <w:headerReference w:type="even" r:id="rId9"/>
+      <w:headerReference w:type="default" r:id="rId10"/>
+      <w:footerReference w:type="even" r:id="rId11"/>
+      <w:footerReference w:type="default" r:id="rId12"/>
+      <w:headerReference w:type="first" r:id="rId13"/>
+      <w:footerReference w:type="first" r:id="rId14"/>
       <w:pgSz w:w="11906" w:h="16838"/>
       <w:pgMar w:top="1440" w:right="1440" w:bottom="1440" w:left="1440" w:header="708" w:footer="708" w:gutter="0"/>
       <w:pgBorders w:offsetFrom="page">
@@ -1497,6 +1506,87 @@
 </w:endnotes>
 </file>
 
+<file path=word/footer1.xml><?xml version="1.0" encoding="utf-8"?>
+<w:ftr xmlns:wpc="http://schemas.microsoft.com/office/word/2010/wordprocessingCanvas" xmlns:mc="http://schemas.openxmlformats.org/markup-compatibility/2006" xmlns:o="urn:schemas-microsoft-com:office:office" xmlns:r="http://schemas.openxmlformats.org/officeDocument/2006/relationships" xmlns:m="http://schemas.openxmlformats.org/officeDocument/2006/math" xmlns:v="urn:schemas-microsoft-com:vml" xmlns:wp14="http://schemas.microsoft.com/office/word/2010/wordprocessingDrawing" xmlns:wp="http://schemas.openxmlformats.org/drawingml/2006/wordprocessingDrawing" xmlns:w10="urn:schemas-microsoft-com:office:word" xmlns:w="http://schemas.openxmlformats.org/wordprocessingml/2006/main" xmlns:w14="http://schemas.microsoft.com/office/word/2010/wordml" xmlns:wpg="http://schemas.microsoft.com/office/word/2010/wordprocessingGroup" xmlns:wpi="http://schemas.microsoft.com/office/word/2010/wordprocessingInk" xmlns:wne="http://schemas.microsoft.com/office/word/2006/wordml" xmlns:wps="http://schemas.microsoft.com/office/word/2010/wordprocessingShape" mc:Ignorable="w14 wp14">
+  <w:p>
+    <w:pPr>
+      <w:pStyle w:val="Footer"/>
+    </w:pPr>
+  </w:p>
+</w:ftr>
+</file>
+
+<file path=word/footer2.xml><?xml version="1.0" encoding="utf-8"?>
+<w:ftr xmlns:wpc="http://schemas.microsoft.com/office/word/2010/wordprocessingCanvas" xmlns:mc="http://schemas.openxmlformats.org/markup-compatibility/2006" xmlns:o="urn:schemas-microsoft-com:office:office" xmlns:r="http://schemas.openxmlformats.org/officeDocument/2006/relationships" xmlns:m="http://schemas.openxmlformats.org/officeDocument/2006/math" xmlns:v="urn:schemas-microsoft-com:vml" xmlns:wp14="http://schemas.microsoft.com/office/word/2010/wordprocessingDrawing" xmlns:wp="http://schemas.openxmlformats.org/drawingml/2006/wordprocessingDrawing" xmlns:w10="urn:schemas-microsoft-com:office:word" xmlns:w="http://schemas.openxmlformats.org/wordprocessingml/2006/main" xmlns:w14="http://schemas.microsoft.com/office/word/2010/wordml" xmlns:wpg="http://schemas.microsoft.com/office/word/2010/wordprocessingGroup" xmlns:wpi="http://schemas.microsoft.com/office/word/2010/wordprocessingInk" xmlns:wne="http://schemas.microsoft.com/office/word/2006/wordml" xmlns:wps="http://schemas.microsoft.com/office/word/2010/wordprocessingShape" mc:Ignorable="w14 wp14">
+  <w:sdt>
+    <w:sdtPr>
+      <w:id w:val="1887294289"/>
+      <w:docPartObj>
+        <w:docPartGallery w:val="Page Numbers (Bottom of Page)"/>
+        <w:docPartUnique/>
+      </w:docPartObj>
+    </w:sdtPr>
+    <w:sdtEndPr>
+      <w:rPr>
+        <w:noProof/>
+      </w:rPr>
+    </w:sdtEndPr>
+    <w:sdtContent>
+      <w:p>
+        <w:pPr>
+          <w:pStyle w:val="Footer"/>
+        </w:pPr>
+        <w:r>
+          <w:t xml:space="preserve">Hobbs Dry Cleaners &amp; Launderette Meeting Minutes #5 </w:t>
+        </w:r>
+        <w:r>
+          <w:tab/>
+        </w:r>
+        <w:r>
+          <w:tab/>
+        </w:r>
+        <w:r>
+          <w:fldChar w:fldCharType="begin"/>
+        </w:r>
+        <w:r>
+          <w:instrText xml:space="preserve"> PAGE   \* MERGEFORMAT </w:instrText>
+        </w:r>
+        <w:r>
+          <w:fldChar w:fldCharType="separate"/>
+        </w:r>
+        <w:r>
+          <w:rPr>
+            <w:noProof/>
+          </w:rPr>
+          <w:t>1</w:t>
+        </w:r>
+        <w:r>
+          <w:rPr>
+            <w:noProof/>
+          </w:rPr>
+          <w:fldChar w:fldCharType="end"/>
+        </w:r>
+      </w:p>
+    </w:sdtContent>
+  </w:sdt>
+  <w:p>
+    <w:pPr>
+      <w:pStyle w:val="Footer"/>
+    </w:pPr>
+  </w:p>
+</w:ftr>
+</file>
+
+<file path=word/footer3.xml><?xml version="1.0" encoding="utf-8"?>
+<w:ftr xmlns:wpc="http://schemas.microsoft.com/office/word/2010/wordprocessingCanvas" xmlns:mc="http://schemas.openxmlformats.org/markup-compatibility/2006" xmlns:o="urn:schemas-microsoft-com:office:office" xmlns:r="http://schemas.openxmlformats.org/officeDocument/2006/relationships" xmlns:m="http://schemas.openxmlformats.org/officeDocument/2006/math" xmlns:v="urn:schemas-microsoft-com:vml" xmlns:wp14="http://schemas.microsoft.com/office/word/2010/wordprocessingDrawing" xmlns:wp="http://schemas.openxmlformats.org/drawingml/2006/wordprocessingDrawing" xmlns:w10="urn:schemas-microsoft-com:office:word" xmlns:w="http://schemas.openxmlformats.org/wordprocessingml/2006/main" xmlns:w14="http://schemas.microsoft.com/office/word/2010/wordml" xmlns:wpg="http://schemas.microsoft.com/office/word/2010/wordprocessingGroup" xmlns:wpi="http://schemas.microsoft.com/office/word/2010/wordprocessingInk" xmlns:wne="http://schemas.microsoft.com/office/word/2006/wordml" xmlns:wps="http://schemas.microsoft.com/office/word/2010/wordprocessingShape" mc:Ignorable="w14 wp14">
+  <w:p>
+    <w:pPr>
+      <w:pStyle w:val="Footer"/>
+    </w:pPr>
+  </w:p>
+</w:ftr>
+</file>
+
 <file path=word/footnotes.xml><?xml version="1.0" encoding="utf-8"?>
 <w:footnotes xmlns:wpc="http://schemas.microsoft.com/office/word/2010/wordprocessingCanvas" xmlns:mc="http://schemas.openxmlformats.org/markup-compatibility/2006" xmlns:o="urn:schemas-microsoft-com:office:office" xmlns:r="http://schemas.openxmlformats.org/officeDocument/2006/relationships" xmlns:m="http://schemas.openxmlformats.org/officeDocument/2006/math" xmlns:v="urn:schemas-microsoft-com:vml" xmlns:wp14="http://schemas.microsoft.com/office/word/2010/wordprocessingDrawing" xmlns:wp="http://schemas.openxmlformats.org/drawingml/2006/wordprocessingDrawing" xmlns:w10="urn:schemas-microsoft-com:office:word" xmlns:w="http://schemas.openxmlformats.org/wordprocessingml/2006/main" xmlns:w14="http://schemas.microsoft.com/office/word/2010/wordml" xmlns:wpg="http://schemas.microsoft.com/office/word/2010/wordprocessingGroup" xmlns:wpi="http://schemas.microsoft.com/office/word/2010/wordprocessingInk" xmlns:wne="http://schemas.microsoft.com/office/word/2006/wordml" xmlns:wps="http://schemas.microsoft.com/office/word/2010/wordprocessingShape" mc:Ignorable="w14 wp14">
   <w:footnote w:type="separator" w:id="-1">
@@ -1523,6 +1613,16 @@
 </file>
 
 <file path=word/header1.xml><?xml version="1.0" encoding="utf-8"?>
+<w:hdr xmlns:wpc="http://schemas.microsoft.com/office/word/2010/wordprocessingCanvas" xmlns:mc="http://schemas.openxmlformats.org/markup-compatibility/2006" xmlns:o="urn:schemas-microsoft-com:office:office" xmlns:r="http://schemas.openxmlformats.org/officeDocument/2006/relationships" xmlns:m="http://schemas.openxmlformats.org/officeDocument/2006/math" xmlns:v="urn:schemas-microsoft-com:vml" xmlns:wp14="http://schemas.microsoft.com/office/word/2010/wordprocessingDrawing" xmlns:wp="http://schemas.openxmlformats.org/drawingml/2006/wordprocessingDrawing" xmlns:w10="urn:schemas-microsoft-com:office:word" xmlns:w="http://schemas.openxmlformats.org/wordprocessingml/2006/main" xmlns:w14="http://schemas.microsoft.com/office/word/2010/wordml" xmlns:wpg="http://schemas.microsoft.com/office/word/2010/wordprocessingGroup" xmlns:wpi="http://schemas.microsoft.com/office/word/2010/wordprocessingInk" xmlns:wne="http://schemas.microsoft.com/office/word/2006/wordml" xmlns:wps="http://schemas.microsoft.com/office/word/2010/wordprocessingShape" mc:Ignorable="w14 wp14">
+  <w:p>
+    <w:pPr>
+      <w:pStyle w:val="Header"/>
+    </w:pPr>
+  </w:p>
+</w:hdr>
+</file>
+
+<file path=word/header2.xml><?xml version="1.0" encoding="utf-8"?>
 <w:hdr xmlns:wpc="http://schemas.microsoft.com/office/word/2010/wordprocessingCanvas" xmlns:mc="http://schemas.openxmlformats.org/markup-compatibility/2006" xmlns:o="urn:schemas-microsoft-com:office:office" xmlns:r="http://schemas.openxmlformats.org/officeDocument/2006/relationships" xmlns:m="http://schemas.openxmlformats.org/officeDocument/2006/math" xmlns:v="urn:schemas-microsoft-com:vml" xmlns:wp14="http://schemas.microsoft.com/office/word/2010/wordprocessingDrawing" xmlns:wp="http://schemas.openxmlformats.org/drawingml/2006/wordprocessingDrawing" xmlns:w10="urn:schemas-microsoft-com:office:word" xmlns:w="http://schemas.openxmlformats.org/wordprocessingml/2006/main" xmlns:w14="http://schemas.microsoft.com/office/word/2010/wordml" xmlns:wpg="http://schemas.microsoft.com/office/word/2010/wordprocessingGroup" xmlns:wpi="http://schemas.microsoft.com/office/word/2010/wordprocessingInk" xmlns:wne="http://schemas.microsoft.com/office/word/2006/wordml" xmlns:wps="http://schemas.microsoft.com/office/word/2010/wordprocessingShape" mc:Ignorable="w14 wp14">
   <w:tbl>
     <w:tblPr>
@@ -1628,6 +1728,16 @@
       </w:tc>
     </w:tr>
   </w:tbl>
+  <w:p>
+    <w:pPr>
+      <w:pStyle w:val="Header"/>
+    </w:pPr>
+  </w:p>
+</w:hdr>
+</file>
+
+<file path=word/header3.xml><?xml version="1.0" encoding="utf-8"?>
+<w:hdr xmlns:wpc="http://schemas.microsoft.com/office/word/2010/wordprocessingCanvas" xmlns:mc="http://schemas.openxmlformats.org/markup-compatibility/2006" xmlns:o="urn:schemas-microsoft-com:office:office" xmlns:r="http://schemas.openxmlformats.org/officeDocument/2006/relationships" xmlns:m="http://schemas.openxmlformats.org/officeDocument/2006/math" xmlns:v="urn:schemas-microsoft-com:vml" xmlns:wp14="http://schemas.microsoft.com/office/word/2010/wordprocessingDrawing" xmlns:wp="http://schemas.openxmlformats.org/drawingml/2006/wordprocessingDrawing" xmlns:w10="urn:schemas-microsoft-com:office:word" xmlns:w="http://schemas.openxmlformats.org/wordprocessingml/2006/main" xmlns:w14="http://schemas.microsoft.com/office/word/2010/wordml" xmlns:wpg="http://schemas.microsoft.com/office/word/2010/wordprocessingGroup" xmlns:wpi="http://schemas.microsoft.com/office/word/2010/wordprocessingInk" xmlns:wne="http://schemas.microsoft.com/office/word/2006/wordml" xmlns:wps="http://schemas.microsoft.com/office/word/2010/wordprocessingShape" mc:Ignorable="w14 wp14">
   <w:p>
     <w:pPr>
       <w:pStyle w:val="Header"/>
